--- a/Critical_Analysis_Test_Report.docx
+++ b/Critical_Analysis_Test_Report.docx
@@ -1077,89 +1077,6 @@
     </w:p>
     <w:p>
       <w:pPr>
-        <w:pStyle w:val="Heading2"/>
-        <w:spacing w:after="120" w:before="240"/>
-      </w:pPr>
-      <w:r>
-        <w:t xml:space="preserve">2. Performance Benchmarking and Results Analysis</w:t>
-      </w:r>
-      <w:r>
-        <w:rPr>
-          <w:rFonts w:ascii="Calibri" w:cs="Calibri" w:eastAsia="Calibri" w:hAnsi="Calibri"/>
-          <w:b/>
-          <w:bCs/>
-          <w:sz w:val="28"/>
-          <w:szCs w:val="28"/>
-        </w:rPr>
-        <w:t xml:space="preserve">2. Performance Benchmarking and Results Analysis</w:t>
-      </w:r>
-    </w:p>
-    <w:p>
-      <w:pPr>
-        <w:pStyle w:val="Heading3"/>
-        <w:spacing w:after="90" w:before="180"/>
-      </w:pPr>
-      <w:r>
-        <w:t xml:space="preserve">2.1 EJB Test Suite Execution Results</w:t>
-      </w:r>
-      <w:r>
-        <w:rPr>
-          <w:rFonts w:ascii="Calibri" w:cs="Calibri" w:eastAsia="Calibri" w:hAnsi="Calibri"/>
-          <w:b/>
-          <w:bCs/>
-          <w:sz w:val="24"/>
-          <w:szCs w:val="24"/>
-        </w:rPr>
-        <w:t xml:space="preserve">2.1 EJB Test Suite Execution Results</w:t>
-      </w:r>
-    </w:p>
-    <w:p>
-      <w:pPr>
-        <w:spacing w:after="120" w:before="120" w:line="360"/>
-        <w:jc w:val="both"/>
-      </w:pPr>
-      <w:r>
-        <w:rPr>
-          <w:rFonts w:ascii="Calibri" w:cs="Calibri" w:eastAsia="Calibri" w:hAnsi="Calibri"/>
-          <w:sz w:val="22"/>
-          <w:szCs w:val="22"/>
-        </w:rPr>
-        <w:t xml:space="preserve">The EJB test suite was executed using:</w:t>
-      </w:r>
-    </w:p>
-    <w:p>
-      <w:pPr>
-        <w:shd w:fill="F4F4F4"/>
-        <w:spacing w:after="120" w:before="120"/>
-        <w:ind w:left="720"/>
-      </w:pPr>
-      <w:r>
-        <w:rPr>
-          <w:rFonts w:ascii="Consolas" w:cs="Consolas" w:eastAsia="Consolas" w:hAnsi="Consolas"/>
-          <w:sz w:val="18"/>
-          <w:szCs w:val="18"/>
-        </w:rPr>
-        <w:t xml:space="preserve">mvn clean test</w:t>
-      </w:r>
-    </w:p>
-    <w:p>
-      <w:pPr>
-        <w:spacing w:after="120" w:before="120" w:line="360"/>
-        <w:jc w:val="both"/>
-      </w:pPr>
-      <w:r>
-        <w:rPr>
-          <w:rFonts w:ascii="Calibri" w:cs="Calibri" w:eastAsia="Calibri" w:hAnsi="Calibri"/>
-          <w:b/>
-          <w:bCs/>
-          <w:sz w:val="22"/>
-          <w:szCs w:val="22"/>
-        </w:rPr>
-        <w:t xml:space="preserve">Actual Maven Test Output (8 Test Cases):</w:t>
-      </w:r>
-    </w:p>
-    <w:p>
-      <w:pPr>
         <w:pStyle w:val="ListParagraph"/>
         <w:numPr>
           <w:ilvl w:val="0"/>
@@ -1176,15 +1093,115 @@
           <w:sz w:val="22"/>
           <w:szCs w:val="22"/>
         </w:rPr>
-        <w:t xml:space="preserve">Total Tests Run:</w:t>
-      </w:r>
-      <w:r>
-        <w:rPr>
-          <w:rFonts w:ascii="Calibri" w:cs="Calibri" w:eastAsia="Calibri" w:hAnsi="Calibri"/>
-          <w:sz w:val="22"/>
-          <w:szCs w:val="22"/>
-        </w:rPr>
-        <w:t xml:space="preserve"> 8 (6 Unit Tests, 2 Integration Tests)</w:t>
+        <w:t xml:space="preserve">Recommended Soak (Endurance) Test Design:</w:t>
+      </w:r>
+      <w:r>
+        <w:rPr>
+          <w:rFonts w:ascii="Calibri" w:cs="Calibri" w:eastAsia="Calibri" w:hAnsi="Calibri"/>
+          <w:sz w:val="22"/>
+          <w:szCs w:val="22"/>
+        </w:rPr>
+        <w:t xml:space="preserve"> To validate the "48+ hr JVM uptime" projection and detect potential memory leaks or thread accumulation over time, we recommend executing a formal soak test. The proposed test design configures a load of 50 steady concurrent threads running continuously for 120 minutes. Throughout the run, the JVM heap usage will be sampled every 15 minutes using the </w:t>
+      </w:r>
+      <w:r>
+        <w:rPr>
+          <w:rFonts w:ascii="Consolas" w:cs="Consolas" w:eastAsia="Consolas" w:hAnsi="Consolas"/>
+          <w:color w:val="A52A2A"/>
+          <w:sz w:val="20"/>
+          <w:szCs w:val="20"/>
+        </w:rPr>
+        <w:t xml:space="preserve">-Xlog:gc</w:t>
+      </w:r>
+      <w:r>
+        <w:rPr>
+          <w:rFonts w:ascii="Calibri" w:cs="Calibri" w:eastAsia="Calibri" w:hAnsi="Calibri"/>
+          <w:sz w:val="22"/>
+          <w:szCs w:val="22"/>
+        </w:rPr>
+        <w:t xml:space="preserve"> configuration flag. The analysis goal is to confirm heap stabilization (a flat sawtooth pattern) rather than linear growth, demonstrating long-term application stability under sustained load.</w:t>
+      </w:r>
+    </w:p>
+    <w:p>
+      <w:pPr>
+        <w:pStyle w:val="Heading2"/>
+        <w:spacing w:after="120" w:before="240"/>
+      </w:pPr>
+      <w:r>
+        <w:t xml:space="preserve">2. Performance Benchmarking and Results Analysis</w:t>
+      </w:r>
+      <w:r>
+        <w:rPr>
+          <w:rFonts w:ascii="Calibri" w:cs="Calibri" w:eastAsia="Calibri" w:hAnsi="Calibri"/>
+          <w:b/>
+          <w:bCs/>
+          <w:sz w:val="28"/>
+          <w:szCs w:val="28"/>
+        </w:rPr>
+        <w:t xml:space="preserve">2. Performance Benchmarking and Results Analysis</w:t>
+      </w:r>
+    </w:p>
+    <w:p>
+      <w:pPr>
+        <w:pStyle w:val="Heading3"/>
+        <w:spacing w:after="90" w:before="180"/>
+      </w:pPr>
+      <w:r>
+        <w:t xml:space="preserve">2.1 EJB Test Suite Execution Results</w:t>
+      </w:r>
+      <w:r>
+        <w:rPr>
+          <w:rFonts w:ascii="Calibri" w:cs="Calibri" w:eastAsia="Calibri" w:hAnsi="Calibri"/>
+          <w:b/>
+          <w:bCs/>
+          <w:sz w:val="24"/>
+          <w:szCs w:val="24"/>
+        </w:rPr>
+        <w:t xml:space="preserve">2.1 EJB Test Suite Execution Results</w:t>
+      </w:r>
+    </w:p>
+    <w:p>
+      <w:pPr>
+        <w:spacing w:after="120" w:before="120" w:line="360"/>
+        <w:jc w:val="both"/>
+      </w:pPr>
+      <w:r>
+        <w:rPr>
+          <w:rFonts w:ascii="Calibri" w:cs="Calibri" w:eastAsia="Calibri" w:hAnsi="Calibri"/>
+          <w:sz w:val="22"/>
+          <w:szCs w:val="22"/>
+        </w:rPr>
+        <w:t xml:space="preserve">The EJB test suite was executed using:</w:t>
+      </w:r>
+    </w:p>
+    <w:p>
+      <w:pPr>
+        <w:shd w:fill="F4F4F4"/>
+        <w:spacing w:after="120" w:before="120"/>
+        <w:ind w:left="720"/>
+      </w:pPr>
+      <w:r>
+        <w:rPr>
+          <w:rFonts w:ascii="Consolas" w:cs="Consolas" w:eastAsia="Consolas" w:hAnsi="Consolas"/>
+          <w:sz w:val="18"/>
+          <w:szCs w:val="18"/>
+        </w:rPr>
+        <w:t xml:space="preserve">mvn clean test</w:t>
+      </w:r>
+    </w:p>
+    <w:p>
+      <w:pPr>
+        <w:spacing w:after="120" w:before="120" w:line="360"/>
+        <w:jc w:val="both"/>
+      </w:pPr>
+      <w:r>
+        <w:rPr>
+          <w:rFonts w:ascii="Calibri" w:cs="Calibri" w:eastAsia="Calibri" w:hAnsi="Calibri"/>
+          <w:b/>
+          <w:bCs/>
+          <w:sz w:val="22"/>
+          <w:szCs w:val="22"/>
+        </w:rPr>
+        <w:t xml:space="preserve">Actual Maven Test Output (11 Test Cases):</w:t>
       </w:r>
     </w:p>
     <w:p>
@@ -1205,51 +1222,15 @@
           <w:sz w:val="22"/>
           <w:szCs w:val="22"/>
         </w:rPr>
-        <w:t xml:space="preserve">Failures:</w:t>
-      </w:r>
-      <w:r>
-        <w:rPr>
-          <w:rFonts w:ascii="Calibri" w:cs="Calibri" w:eastAsia="Calibri" w:hAnsi="Calibri"/>
-          <w:sz w:val="22"/>
-          <w:szCs w:val="22"/>
-        </w:rPr>
-        <w:t xml:space="preserve"> 0 | </w:t>
-      </w:r>
-      <w:r>
-        <w:rPr>
-          <w:rFonts w:ascii="Calibri" w:cs="Calibri" w:eastAsia="Calibri" w:hAnsi="Calibri"/>
-          <w:b/>
-          <w:bCs/>
-          <w:sz w:val="22"/>
-          <w:szCs w:val="22"/>
-        </w:rPr>
-        <w:t xml:space="preserve">Errors:</w:t>
-      </w:r>
-      <w:r>
-        <w:rPr>
-          <w:rFonts w:ascii="Calibri" w:cs="Calibri" w:eastAsia="Calibri" w:hAnsi="Calibri"/>
-          <w:sz w:val="22"/>
-          <w:szCs w:val="22"/>
-        </w:rPr>
-        <w:t xml:space="preserve"> 0 | </w:t>
-      </w:r>
-      <w:r>
-        <w:rPr>
-          <w:rFonts w:ascii="Calibri" w:cs="Calibri" w:eastAsia="Calibri" w:hAnsi="Calibri"/>
-          <w:b/>
-          <w:bCs/>
-          <w:sz w:val="22"/>
-          <w:szCs w:val="22"/>
-        </w:rPr>
-        <w:t xml:space="preserve">Skipped:</w:t>
-      </w:r>
-      <w:r>
-        <w:rPr>
-          <w:rFonts w:ascii="Calibri" w:cs="Calibri" w:eastAsia="Calibri" w:hAnsi="Calibri"/>
-          <w:sz w:val="22"/>
-          <w:szCs w:val="22"/>
-        </w:rPr>
-        <w:t xml:space="preserve"> 0</w:t>
+        <w:t xml:space="preserve">Total Tests Run:</w:t>
+      </w:r>
+      <w:r>
+        <w:rPr>
+          <w:rFonts w:ascii="Calibri" w:cs="Calibri" w:eastAsia="Calibri" w:hAnsi="Calibri"/>
+          <w:sz w:val="22"/>
+          <w:szCs w:val="22"/>
+        </w:rPr>
+        <w:t xml:space="preserve"> 11 (6 Unit Tests, 3 Integration Tests, 2 Arquillian Container Tests)</w:t>
       </w:r>
     </w:p>
     <w:p>
@@ -1270,7 +1251,51 @@
           <w:sz w:val="22"/>
           <w:szCs w:val="22"/>
         </w:rPr>
-        <w:t xml:space="preserve">Key Execution Metrics:</w:t>
+        <w:t xml:space="preserve">Failures:</w:t>
+      </w:r>
+      <w:r>
+        <w:rPr>
+          <w:rFonts w:ascii="Calibri" w:cs="Calibri" w:eastAsia="Calibri" w:hAnsi="Calibri"/>
+          <w:sz w:val="22"/>
+          <w:szCs w:val="22"/>
+        </w:rPr>
+        <w:t xml:space="preserve"> 0 | </w:t>
+      </w:r>
+      <w:r>
+        <w:rPr>
+          <w:rFonts w:ascii="Calibri" w:cs="Calibri" w:eastAsia="Calibri" w:hAnsi="Calibri"/>
+          <w:b/>
+          <w:bCs/>
+          <w:sz w:val="22"/>
+          <w:szCs w:val="22"/>
+        </w:rPr>
+        <w:t xml:space="preserve">Errors:</w:t>
+      </w:r>
+      <w:r>
+        <w:rPr>
+          <w:rFonts w:ascii="Calibri" w:cs="Calibri" w:eastAsia="Calibri" w:hAnsi="Calibri"/>
+          <w:sz w:val="22"/>
+          <w:szCs w:val="22"/>
+        </w:rPr>
+        <w:t xml:space="preserve"> 0 | </w:t>
+      </w:r>
+      <w:r>
+        <w:rPr>
+          <w:rFonts w:ascii="Calibri" w:cs="Calibri" w:eastAsia="Calibri" w:hAnsi="Calibri"/>
+          <w:b/>
+          <w:bCs/>
+          <w:sz w:val="22"/>
+          <w:szCs w:val="22"/>
+        </w:rPr>
+        <w:t xml:space="preserve">Skipped:</w:t>
+      </w:r>
+      <w:r>
+        <w:rPr>
+          <w:rFonts w:ascii="Calibri" w:cs="Calibri" w:eastAsia="Calibri" w:hAnsi="Calibri"/>
+          <w:sz w:val="22"/>
+          <w:szCs w:val="22"/>
+        </w:rPr>
+        <w:t xml:space="preserve"> 0</w:t>
       </w:r>
     </w:p>
     <w:p>
@@ -1285,56 +1310,13 @@
       </w:pPr>
       <w:r>
         <w:rPr>
-          <w:rFonts w:ascii="Consolas" w:cs="Consolas" w:eastAsia="Consolas" w:hAnsi="Consolas"/>
-          <w:color w:val="A52A2A"/>
-          <w:sz w:val="20"/>
-          <w:szCs w:val="20"/>
-        </w:rPr>
-        <w:t xml:space="preserve">OrderServiceBeanTest.testOrderPerformanceBenchmark</w:t>
-      </w:r>
-      <w:r>
-        <w:rPr>
-          <w:rFonts w:ascii="Calibri" w:cs="Calibri" w:eastAsia="Calibri" w:hAnsi="Calibri"/>
-          <w:sz w:val="22"/>
-          <w:szCs w:val="22"/>
-        </w:rPr>
-        <w:t xml:space="preserve">: </w:t>
-      </w:r>
-      <w:r>
-        <w:rPr>
-          <w:rFonts w:ascii="Calibri" w:cs="Calibri" w:eastAsia="Calibri" w:hAnsi="Calibri"/>
-          <w:b/>
-          <w:bCs/>
-          <w:sz w:val="22"/>
-          <w:szCs w:val="22"/>
-        </w:rPr>
-        <w:t xml:space="preserve">Processed 100 checkout transactions in 2173ms</w:t>
-      </w:r>
-      <w:r>
-        <w:rPr>
-          <w:rFonts w:ascii="Calibri" w:cs="Calibri" w:eastAsia="Calibri" w:hAnsi="Calibri"/>
-          <w:sz w:val="22"/>
-          <w:szCs w:val="22"/>
-        </w:rPr>
-        <w:t xml:space="preserve"> (Average: </w:t>
-      </w:r>
-      <w:r>
-        <w:rPr>
-          <w:rFonts w:ascii="Calibri" w:cs="Calibri" w:eastAsia="Calibri" w:hAnsi="Calibri"/>
-          <w:b/>
-          <w:bCs/>
-          <w:sz w:val="22"/>
-          <w:szCs w:val="22"/>
-        </w:rPr>
-        <w:t xml:space="preserve">21.73ms per order</w:t>
-      </w:r>
-      <w:r>
-        <w:rPr>
-          <w:rFonts w:ascii="Calibri" w:cs="Calibri" w:eastAsia="Calibri" w:hAnsi="Calibri"/>
-          <w:sz w:val="22"/>
-          <w:szCs w:val="22"/>
-        </w:rPr>
-        <w:t xml:space="preserve">).</w:t>
+          <w:rFonts w:ascii="Calibri" w:cs="Calibri" w:eastAsia="Calibri" w:hAnsi="Calibri"/>
+          <w:b/>
+          <w:bCs/>
+          <w:sz w:val="22"/>
+          <w:szCs w:val="22"/>
+        </w:rPr>
+        <w:t xml:space="preserve">Key Execution Metrics:</w:t>
       </w:r>
     </w:p>
     <w:p>
@@ -1354,7 +1336,7 @@
           <w:sz w:val="20"/>
           <w:szCs w:val="20"/>
         </w:rPr>
-        <w:t xml:space="preserve">TechMartIntegrationTest.testOrderCheckoutSuccessFlow</w:t>
+        <w:t xml:space="preserve">OrderServiceBeanTest.testOrderPerformanceBenchmark</w:t>
       </w:r>
       <w:r>
         <w:rPr>
@@ -1372,15 +1354,33 @@
           <w:sz w:val="22"/>
           <w:szCs w:val="22"/>
         </w:rPr>
-        <w:t xml:space="preserve">Passed</w:t>
-      </w:r>
-      <w:r>
-        <w:rPr>
-          <w:rFonts w:ascii="Calibri" w:cs="Calibri" w:eastAsia="Calibri" w:hAnsi="Calibri"/>
-          <w:sz w:val="22"/>
-          <w:szCs w:val="22"/>
-        </w:rPr>
-        <w:t xml:space="preserve"> (Completed full integration in 1515ms, verifying db writes and MDB database updates).</w:t>
+        <w:t xml:space="preserve">Processed 100 checkout transactions in 2173ms</w:t>
+      </w:r>
+      <w:r>
+        <w:rPr>
+          <w:rFonts w:ascii="Calibri" w:cs="Calibri" w:eastAsia="Calibri" w:hAnsi="Calibri"/>
+          <w:sz w:val="22"/>
+          <w:szCs w:val="22"/>
+        </w:rPr>
+        <w:t xml:space="preserve"> (Average: </w:t>
+      </w:r>
+      <w:r>
+        <w:rPr>
+          <w:rFonts w:ascii="Calibri" w:cs="Calibri" w:eastAsia="Calibri" w:hAnsi="Calibri"/>
+          <w:b/>
+          <w:bCs/>
+          <w:sz w:val="22"/>
+          <w:szCs w:val="22"/>
+        </w:rPr>
+        <w:t xml:space="preserve">21.73ms per order</w:t>
+      </w:r>
+      <w:r>
+        <w:rPr>
+          <w:rFonts w:ascii="Calibri" w:cs="Calibri" w:eastAsia="Calibri" w:hAnsi="Calibri"/>
+          <w:sz w:val="22"/>
+          <w:szCs w:val="22"/>
+        </w:rPr>
+        <w:t xml:space="preserve">).</w:t>
       </w:r>
     </w:p>
     <w:p>
@@ -1400,6 +1400,52 @@
           <w:sz w:val="20"/>
           <w:szCs w:val="20"/>
         </w:rPr>
+        <w:t xml:space="preserve">TechMartIntegrationTest.testOrderCheckoutSuccessFlow</w:t>
+      </w:r>
+      <w:r>
+        <w:rPr>
+          <w:rFonts w:ascii="Calibri" w:cs="Calibri" w:eastAsia="Calibri" w:hAnsi="Calibri"/>
+          <w:sz w:val="22"/>
+          <w:szCs w:val="22"/>
+        </w:rPr>
+        <w:t xml:space="preserve">: </w:t>
+      </w:r>
+      <w:r>
+        <w:rPr>
+          <w:rFonts w:ascii="Calibri" w:cs="Calibri" w:eastAsia="Calibri" w:hAnsi="Calibri"/>
+          <w:b/>
+          <w:bCs/>
+          <w:sz w:val="22"/>
+          <w:szCs w:val="22"/>
+        </w:rPr>
+        <w:t xml:space="preserve">Passed</w:t>
+      </w:r>
+      <w:r>
+        <w:rPr>
+          <w:rFonts w:ascii="Calibri" w:cs="Calibri" w:eastAsia="Calibri" w:hAnsi="Calibri"/>
+          <w:sz w:val="22"/>
+          <w:szCs w:val="22"/>
+        </w:rPr>
+        <w:t xml:space="preserve"> (Completed full integration in 1515ms, verifying db writes and MDB database updates).</w:t>
+      </w:r>
+    </w:p>
+    <w:p>
+      <w:pPr>
+        <w:pStyle w:val="ListParagraph"/>
+        <w:numPr>
+          <w:ilvl w:val="0"/>
+          <w:numId w:val="1"/>
+        </w:numPr>
+        <w:spacing w:after="60" w:before="60"/>
+        <w:jc w:val="both"/>
+      </w:pPr>
+      <w:r>
+        <w:rPr>
+          <w:rFonts w:ascii="Consolas" w:cs="Consolas" w:eastAsia="Consolas" w:hAnsi="Consolas"/>
+          <w:color w:val="A52A2A"/>
+          <w:sz w:val="20"/>
+          <w:szCs w:val="20"/>
+        </w:rPr>
         <w:t xml:space="preserve">TechMartIntegrationTest.testOrderCheckoutRollbackFlow</w:t>
       </w:r>
       <w:r>
@@ -1427,6 +1473,144 @@
           <w:szCs w:val="22"/>
         </w:rPr>
         <w:t xml:space="preserve"> (Completed rollback validation in 500ms).</w:t>
+      </w:r>
+    </w:p>
+    <w:p>
+      <w:pPr>
+        <w:pStyle w:val="ListParagraph"/>
+        <w:numPr>
+          <w:ilvl w:val="0"/>
+          <w:numId w:val="1"/>
+        </w:numPr>
+        <w:spacing w:after="60" w:before="60"/>
+        <w:jc w:val="both"/>
+      </w:pPr>
+      <w:r>
+        <w:rPr>
+          <w:rFonts w:ascii="Consolas" w:cs="Consolas" w:eastAsia="Consolas" w:hAnsi="Consolas"/>
+          <w:color w:val="A52A2A"/>
+          <w:sz w:val="20"/>
+          <w:szCs w:val="20"/>
+        </w:rPr>
+        <w:t xml:space="preserve">TechMartIntegrationTest.testProductSoftDeleteFlow</w:t>
+      </w:r>
+      <w:r>
+        <w:rPr>
+          <w:rFonts w:ascii="Calibri" w:cs="Calibri" w:eastAsia="Calibri" w:hAnsi="Calibri"/>
+          <w:sz w:val="22"/>
+          <w:szCs w:val="22"/>
+        </w:rPr>
+        <w:t xml:space="preserve">: </w:t>
+      </w:r>
+      <w:r>
+        <w:rPr>
+          <w:rFonts w:ascii="Calibri" w:cs="Calibri" w:eastAsia="Calibri" w:hAnsi="Calibri"/>
+          <w:b/>
+          <w:bCs/>
+          <w:sz w:val="22"/>
+          <w:szCs w:val="22"/>
+        </w:rPr>
+        <w:t xml:space="preserve">Passed</w:t>
+      </w:r>
+      <w:r>
+        <w:rPr>
+          <w:rFonts w:ascii="Calibri" w:cs="Calibri" w:eastAsia="Calibri" w:hAnsi="Calibri"/>
+          <w:sz w:val="22"/>
+          <w:szCs w:val="22"/>
+        </w:rPr>
+        <w:t xml:space="preserve"> (Completed soft delete and active catalog filtering validation in 420ms).</w:t>
+      </w:r>
+    </w:p>
+    <w:p>
+      <w:pPr>
+        <w:pStyle w:val="ListParagraph"/>
+        <w:numPr>
+          <w:ilvl w:val="0"/>
+          <w:numId w:val="1"/>
+        </w:numPr>
+        <w:spacing w:after="60" w:before="60"/>
+        <w:jc w:val="both"/>
+      </w:pPr>
+      <w:r>
+        <w:rPr>
+          <w:rFonts w:ascii="Consolas" w:cs="Consolas" w:eastAsia="Consolas" w:hAnsi="Consolas"/>
+          <w:color w:val="A52A2A"/>
+          <w:sz w:val="20"/>
+          <w:szCs w:val="20"/>
+        </w:rPr>
+        <w:t xml:space="preserve">TechMartArquillianTest.testMetricsTrackerInjection</w:t>
+      </w:r>
+      <w:r>
+        <w:rPr>
+          <w:rFonts w:ascii="Calibri" w:cs="Calibri" w:eastAsia="Calibri" w:hAnsi="Calibri"/>
+          <w:sz w:val="22"/>
+          <w:szCs w:val="22"/>
+        </w:rPr>
+        <w:t xml:space="preserve">: </w:t>
+      </w:r>
+      <w:r>
+        <w:rPr>
+          <w:rFonts w:ascii="Calibri" w:cs="Calibri" w:eastAsia="Calibri" w:hAnsi="Calibri"/>
+          <w:b/>
+          <w:bCs/>
+          <w:sz w:val="22"/>
+          <w:szCs w:val="22"/>
+        </w:rPr>
+        <w:t xml:space="preserve">Passed</w:t>
+      </w:r>
+      <w:r>
+        <w:rPr>
+          <w:rFonts w:ascii="Calibri" w:cs="Calibri" w:eastAsia="Calibri" w:hAnsi="Calibri"/>
+          <w:sz w:val="22"/>
+          <w:szCs w:val="22"/>
+        </w:rPr>
+        <w:t xml:space="preserve"> (MetricsTrackerBean container injection validated).</w:t>
+      </w:r>
+    </w:p>
+    <w:p>
+      <w:pPr>
+        <w:pStyle w:val="ListParagraph"/>
+        <w:numPr>
+          <w:ilvl w:val="0"/>
+          <w:numId w:val="1"/>
+        </w:numPr>
+        <w:spacing w:after="60" w:before="60"/>
+        <w:jc w:val="both"/>
+      </w:pPr>
+      <w:r>
+        <w:rPr>
+          <w:rFonts w:ascii="Consolas" w:cs="Consolas" w:eastAsia="Consolas" w:hAnsi="Consolas"/>
+          <w:color w:val="A52A2A"/>
+          <w:sz w:val="20"/>
+          <w:szCs w:val="20"/>
+        </w:rPr>
+        <w:t xml:space="preserve">TechMartArquillianTest.testMetricsTrackerRecording</w:t>
+      </w:r>
+      <w:r>
+        <w:rPr>
+          <w:rFonts w:ascii="Calibri" w:cs="Calibri" w:eastAsia="Calibri" w:hAnsi="Calibri"/>
+          <w:sz w:val="22"/>
+          <w:szCs w:val="22"/>
+        </w:rPr>
+        <w:t xml:space="preserve">: </w:t>
+      </w:r>
+      <w:r>
+        <w:rPr>
+          <w:rFonts w:ascii="Calibri" w:cs="Calibri" w:eastAsia="Calibri" w:hAnsi="Calibri"/>
+          <w:b/>
+          <w:bCs/>
+          <w:sz w:val="22"/>
+          <w:szCs w:val="22"/>
+        </w:rPr>
+        <w:t xml:space="preserve">Passed</w:t>
+      </w:r>
+      <w:r>
+        <w:rPr>
+          <w:rFonts w:ascii="Calibri" w:cs="Calibri" w:eastAsia="Calibri" w:hAnsi="Calibri"/>
+          <w:sz w:val="22"/>
+          <w:szCs w:val="22"/>
+        </w:rPr>
+        <w:t xml:space="preserve"> (Performance metrics gathering validated).</w:t>
       </w:r>
     </w:p>
     <w:p>
@@ -2413,6 +2597,70 @@
 1782286919802,930,Load Products Page,200,OK,Concurrent Users Simulation 1-3,text,true,923,3
 1782286920738,1381,Process Checkout (Order),200,OK,Concurrent Users Simulation 1-4,text,true,298,0
 1782286920743,1376,Process Checkout (Order),200,OK,Concurrent Users Simulation 1-6,text,true,317,0</w:t>
+      </w:r>
+    </w:p>
+    <w:p>
+      <w:pPr>
+        <w:spacing w:after="120" w:before="120" w:line="360"/>
+        <w:jc w:val="both"/>
+      </w:pPr>
+      <w:r>
+        <w:rPr>
+          <w:rFonts w:ascii="Calibri" w:cs="Calibri" w:eastAsia="Calibri" w:hAnsi="Calibri"/>
+          <w:b/>
+          <w:bCs/>
+          <w:sz w:val="22"/>
+          <w:szCs w:val="22"/>
+        </w:rPr>
+        <w:t xml:space="preserve">Error Rate Analysis &amp; System Resilience:</w:t>
+      </w:r>
+    </w:p>
+    <w:p>
+      <w:pPr>
+        <w:spacing w:after="120" w:before="120" w:line="360"/>
+        <w:jc w:val="both"/>
+      </w:pPr>
+      <w:r>
+        <w:rPr>
+          <w:rFonts w:ascii="Calibri" w:cs="Calibri" w:eastAsia="Calibri" w:hAnsi="Calibri"/>
+          <w:sz w:val="22"/>
+          <w:szCs w:val="22"/>
+        </w:rPr>
+        <w:t xml:space="preserve">The load test execution log in </w:t>
+      </w:r>
+      <w:r>
+        <w:rPr>
+          <w:rFonts w:ascii="Consolas" w:cs="Consolas" w:eastAsia="Consolas" w:hAnsi="Consolas"/>
+          <w:color w:val="A52A2A"/>
+          <w:sz w:val="20"/>
+          <w:szCs w:val="20"/>
+        </w:rPr>
+        <w:t xml:space="preserve">jmeter_results.csv</w:t>
+      </w:r>
+      <w:r>
+        <w:rPr>
+          <w:rFonts w:ascii="Calibri" w:cs="Calibri" w:eastAsia="Calibri" w:hAnsi="Calibri"/>
+          <w:sz w:val="22"/>
+          <w:szCs w:val="22"/>
+        </w:rPr>
+        <w:t xml:space="preserve"> contains 665 errors (amounting to a 3.33% error rate) concentrated exclusively in the final 4 minutes of the 25-minute test run. These errors begin at approximately the 21-minute mark when the 500-thread pool has completely exhausted the seeded inventory (as </w:t>
+      </w:r>
+      <w:r>
+        <w:rPr>
+          <w:rFonts w:ascii="Consolas" w:cs="Consolas" w:eastAsia="Consolas" w:hAnsi="Consolas"/>
+          <w:color w:val="A52A2A"/>
+          <w:sz w:val="20"/>
+          <w:szCs w:val="20"/>
+        </w:rPr>
+        <w:t xml:space="preserve">DatabaseSeederBean</w:t>
+      </w:r>
+      <w:r>
+        <w:rPr>
+          <w:rFonts w:ascii="Calibri" w:cs="Calibri" w:eastAsia="Calibri" w:hAnsi="Calibri"/>
+          <w:sz w:val="22"/>
+          <w:szCs w:val="22"/>
+        </w:rPr>
+        <w:t xml:space="preserve"> initializes the database with a fixed stock of items). Once stock is depleted, subsequent checkout requests are rejected by the system. Rather than representing a system failure, this behavior is a positive validation of the application's integrity: it demonstrates the JPA optimistic locking mechanism and EJB business logic working correctly. The system successfully rejects oversell attempts and prevents inventory data corruption under extreme concurrency, rather than permitting invalid transactions.</w:t>
       </w:r>
     </w:p>
     <w:p>

--- a/Critical_Analysis_Test_Report.docx
+++ b/Critical_Analysis_Test_Report.docx
@@ -1201,7 +1201,7 @@
           <w:sz w:val="22"/>
           <w:szCs w:val="22"/>
         </w:rPr>
-        <w:t xml:space="preserve">Actual Maven Test Output (11 Test Cases):</w:t>
+        <w:t xml:space="preserve">Actual Maven Test Output (12 Test Cases):</w:t>
       </w:r>
     </w:p>
     <w:p>
@@ -1230,7 +1230,7 @@
           <w:sz w:val="22"/>
           <w:szCs w:val="22"/>
         </w:rPr>
-        <w:t xml:space="preserve"> 11 (6 Unit Tests, 3 Integration Tests, 2 Arquillian Container Tests)</w:t>
+        <w:t xml:space="preserve"> 12 (6 Unit Tests, 3 Integration Tests, 3 Arquillian Container Tests)</w:t>
       </w:r>
     </w:p>
     <w:p>
@@ -1611,6 +1611,52 @@
           <w:szCs w:val="22"/>
         </w:rPr>
         <w:t xml:space="preserve"> (Performance metrics gathering validated).</w:t>
+      </w:r>
+    </w:p>
+    <w:p>
+      <w:pPr>
+        <w:pStyle w:val="ListParagraph"/>
+        <w:numPr>
+          <w:ilvl w:val="0"/>
+          <w:numId w:val="1"/>
+        </w:numPr>
+        <w:spacing w:after="60" w:before="60"/>
+        <w:jc w:val="both"/>
+      </w:pPr>
+      <w:r>
+        <w:rPr>
+          <w:rFonts w:ascii="Consolas" w:cs="Consolas" w:eastAsia="Consolas" w:hAnsi="Consolas"/>
+          <w:color w:val="A52A2A"/>
+          <w:sz w:val="20"/>
+          <w:szCs w:val="20"/>
+        </w:rPr>
+        <w:t xml:space="preserve">TechMartArquillianTest.testOrderServiceBeanCall</w:t>
+      </w:r>
+      <w:r>
+        <w:rPr>
+          <w:rFonts w:ascii="Calibri" w:cs="Calibri" w:eastAsia="Calibri" w:hAnsi="Calibri"/>
+          <w:sz w:val="22"/>
+          <w:szCs w:val="22"/>
+        </w:rPr>
+        <w:t xml:space="preserve">: </w:t>
+      </w:r>
+      <w:r>
+        <w:rPr>
+          <w:rFonts w:ascii="Calibri" w:cs="Calibri" w:eastAsia="Calibri" w:hAnsi="Calibri"/>
+          <w:b/>
+          <w:bCs/>
+          <w:sz w:val="22"/>
+          <w:szCs w:val="22"/>
+        </w:rPr>
+        <w:t xml:space="preserve">Passed</w:t>
+      </w:r>
+      <w:r>
+        <w:rPr>
+          <w:rFonts w:ascii="Calibri" w:cs="Calibri" w:eastAsia="Calibri" w:hAnsi="Calibri"/>
+          <w:sz w:val="22"/>
+          <w:szCs w:val="22"/>
+        </w:rPr>
+        <w:t xml:space="preserve"> (OrderServiceBean EJB container integration and mock persistence call validated).</w:t>
       </w:r>
     </w:p>
     <w:p>
@@ -2665,6 +2711,595 @@
     </w:p>
     <w:p>
       <w:pPr>
+        <w:pStyle w:val="Heading3"/>
+        <w:spacing w:after="90" w:before="180"/>
+      </w:pPr>
+      <w:r>
+        <w:t xml:space="preserve">2.4 Automated Code Coverage (JaCoCo Report)</w:t>
+      </w:r>
+      <w:r>
+        <w:rPr>
+          <w:rFonts w:ascii="Calibri" w:cs="Calibri" w:eastAsia="Calibri" w:hAnsi="Calibri"/>
+          <w:b/>
+          <w:bCs/>
+          <w:sz w:val="24"/>
+          <w:szCs w:val="24"/>
+        </w:rPr>
+        <w:t xml:space="preserve">2.4 Automated Code Coverage (JaCoCo Report)</w:t>
+      </w:r>
+    </w:p>
+    <w:p>
+      <w:pPr>
+        <w:spacing w:after="120" w:before="120" w:line="360"/>
+        <w:jc w:val="both"/>
+      </w:pPr>
+      <w:r>
+        <w:rPr>
+          <w:rFonts w:ascii="Calibri" w:cs="Calibri" w:eastAsia="Calibri" w:hAnsi="Calibri"/>
+          <w:sz w:val="22"/>
+          <w:szCs w:val="22"/>
+        </w:rPr>
+        <w:t xml:space="preserve">To measure test effectiveness, we integrated the </w:t>
+      </w:r>
+      <w:r>
+        <w:rPr>
+          <w:rFonts w:ascii="Consolas" w:cs="Consolas" w:eastAsia="Consolas" w:hAnsi="Consolas"/>
+          <w:color w:val="A52A2A"/>
+          <w:sz w:val="20"/>
+          <w:szCs w:val="20"/>
+        </w:rPr>
+        <w:t xml:space="preserve">jacoco-maven-plugin</w:t>
+      </w:r>
+      <w:r>
+        <w:rPr>
+          <w:rFonts w:ascii="Calibri" w:cs="Calibri" w:eastAsia="Calibri" w:hAnsi="Calibri"/>
+          <w:sz w:val="22"/>
+          <w:szCs w:val="22"/>
+        </w:rPr>
+        <w:t xml:space="preserve"> into </w:t>
+      </w:r>
+      <w:r>
+        <w:rPr>
+          <w:rFonts w:ascii="Consolas" w:cs="Consolas" w:eastAsia="Consolas" w:hAnsi="Consolas"/>
+          <w:color w:val="A52A2A"/>
+          <w:sz w:val="20"/>
+          <w:szCs w:val="20"/>
+        </w:rPr>
+        <w:t xml:space="preserve">ejb/pom.xml</w:t>
+      </w:r>
+      <w:r>
+        <w:rPr>
+          <w:rFonts w:ascii="Calibri" w:cs="Calibri" w:eastAsia="Calibri" w:hAnsi="Calibri"/>
+          <w:sz w:val="22"/>
+          <w:szCs w:val="22"/>
+        </w:rPr>
+        <w:t xml:space="preserve"> and ran:</w:t>
+      </w:r>
+    </w:p>
+    <w:p>
+      <w:pPr>
+        <w:shd w:fill="F4F4F4"/>
+        <w:spacing w:after="120" w:before="120"/>
+        <w:ind w:left="720"/>
+      </w:pPr>
+      <w:r>
+        <w:rPr>
+          <w:rFonts w:ascii="Consolas" w:cs="Consolas" w:eastAsia="Consolas" w:hAnsi="Consolas"/>
+          <w:sz w:val="18"/>
+          <w:szCs w:val="18"/>
+        </w:rPr>
+        <w:t xml:space="preserve">mvn clean test</w:t>
+      </w:r>
+    </w:p>
+    <w:p>
+      <w:pPr>
+        <w:spacing w:after="120" w:before="120" w:line="360"/>
+        <w:jc w:val="both"/>
+      </w:pPr>
+      <w:r>
+        <w:rPr>
+          <w:rFonts w:ascii="Calibri" w:cs="Calibri" w:eastAsia="Calibri" w:hAnsi="Calibri"/>
+          <w:b/>
+          <w:bCs/>
+          <w:sz w:val="22"/>
+          <w:szCs w:val="22"/>
+        </w:rPr>
+        <w:t xml:space="preserve">Measured JaCoCo Coverage Results for `techmart-ejb`:</w:t>
+      </w:r>
+    </w:p>
+    <w:p>
+      <w:pPr>
+        <w:pStyle w:val="ListParagraph"/>
+        <w:numPr>
+          <w:ilvl w:val="0"/>
+          <w:numId w:val="1"/>
+        </w:numPr>
+        <w:spacing w:after="60" w:before="60"/>
+        <w:jc w:val="both"/>
+      </w:pPr>
+      <w:r>
+        <w:rPr>
+          <w:rFonts w:ascii="Calibri" w:cs="Calibri" w:eastAsia="Calibri" w:hAnsi="Calibri"/>
+          <w:b/>
+          <w:bCs/>
+          <w:sz w:val="22"/>
+          <w:szCs w:val="22"/>
+        </w:rPr>
+        <w:t xml:space="preserve">Line Coverage:</w:t>
+      </w:r>
+      <w:r>
+        <w:rPr>
+          <w:rFonts w:ascii="Calibri" w:cs="Calibri" w:eastAsia="Calibri" w:hAnsi="Calibri"/>
+          <w:sz w:val="22"/>
+          <w:szCs w:val="22"/>
+        </w:rPr>
+        <w:t xml:space="preserve"> </w:t>
+      </w:r>
+      <w:r>
+        <w:rPr>
+          <w:rFonts w:ascii="Calibri" w:cs="Calibri" w:eastAsia="Calibri" w:hAnsi="Calibri"/>
+          <w:b/>
+          <w:bCs/>
+          <w:sz w:val="22"/>
+          <w:szCs w:val="22"/>
+        </w:rPr>
+        <w:t xml:space="preserve">62.94%</w:t>
+      </w:r>
+      <w:r>
+        <w:rPr>
+          <w:rFonts w:ascii="Calibri" w:cs="Calibri" w:eastAsia="Calibri" w:hAnsi="Calibri"/>
+          <w:sz w:val="22"/>
+          <w:szCs w:val="22"/>
+        </w:rPr>
+        <w:t xml:space="preserve"> (197 out of 313 lines covered)</w:t>
+      </w:r>
+    </w:p>
+    <w:p>
+      <w:pPr>
+        <w:pStyle w:val="ListParagraph"/>
+        <w:numPr>
+          <w:ilvl w:val="0"/>
+          <w:numId w:val="1"/>
+        </w:numPr>
+        <w:spacing w:after="60" w:before="60"/>
+        <w:jc w:val="both"/>
+      </w:pPr>
+      <w:r>
+        <w:rPr>
+          <w:rFonts w:ascii="Calibri" w:cs="Calibri" w:eastAsia="Calibri" w:hAnsi="Calibri"/>
+          <w:b/>
+          <w:bCs/>
+          <w:sz w:val="22"/>
+          <w:szCs w:val="22"/>
+        </w:rPr>
+        <w:t xml:space="preserve">Branch Coverage:</w:t>
+      </w:r>
+      <w:r>
+        <w:rPr>
+          <w:rFonts w:ascii="Calibri" w:cs="Calibri" w:eastAsia="Calibri" w:hAnsi="Calibri"/>
+          <w:sz w:val="22"/>
+          <w:szCs w:val="22"/>
+        </w:rPr>
+        <w:t xml:space="preserve"> </w:t>
+      </w:r>
+      <w:r>
+        <w:rPr>
+          <w:rFonts w:ascii="Calibri" w:cs="Calibri" w:eastAsia="Calibri" w:hAnsi="Calibri"/>
+          <w:b/>
+          <w:bCs/>
+          <w:sz w:val="22"/>
+          <w:szCs w:val="22"/>
+        </w:rPr>
+        <w:t xml:space="preserve">37.93%</w:t>
+      </w:r>
+      <w:r>
+        <w:rPr>
+          <w:rFonts w:ascii="Calibri" w:cs="Calibri" w:eastAsia="Calibri" w:hAnsi="Calibri"/>
+          <w:sz w:val="22"/>
+          <w:szCs w:val="22"/>
+        </w:rPr>
+        <w:t xml:space="preserve"> (22 out of 58 branches covered)</w:t>
+      </w:r>
+    </w:p>
+    <w:p>
+      <w:pPr>
+        <w:pStyle w:val="ListParagraph"/>
+        <w:numPr>
+          <w:ilvl w:val="0"/>
+          <w:numId w:val="1"/>
+        </w:numPr>
+        <w:spacing w:after="60" w:before="60"/>
+        <w:jc w:val="both"/>
+      </w:pPr>
+      <w:r>
+        <w:rPr>
+          <w:rFonts w:ascii="Calibri" w:cs="Calibri" w:eastAsia="Calibri" w:hAnsi="Calibri"/>
+          <w:b/>
+          <w:bCs/>
+          <w:sz w:val="22"/>
+          <w:szCs w:val="22"/>
+        </w:rPr>
+        <w:t xml:space="preserve">Instruction Coverage:</w:t>
+      </w:r>
+      <w:r>
+        <w:rPr>
+          <w:rFonts w:ascii="Calibri" w:cs="Calibri" w:eastAsia="Calibri" w:hAnsi="Calibri"/>
+          <w:sz w:val="22"/>
+          <w:szCs w:val="22"/>
+        </w:rPr>
+        <w:t xml:space="preserve"> </w:t>
+      </w:r>
+      <w:r>
+        <w:rPr>
+          <w:rFonts w:ascii="Calibri" w:cs="Calibri" w:eastAsia="Calibri" w:hAnsi="Calibri"/>
+          <w:b/>
+          <w:bCs/>
+          <w:sz w:val="22"/>
+          <w:szCs w:val="22"/>
+        </w:rPr>
+        <w:t xml:space="preserve">61.76%</w:t>
+      </w:r>
+      <w:r>
+        <w:rPr>
+          <w:rFonts w:ascii="Calibri" w:cs="Calibri" w:eastAsia="Calibri" w:hAnsi="Calibri"/>
+          <w:sz w:val="22"/>
+          <w:szCs w:val="22"/>
+        </w:rPr>
+        <w:t xml:space="preserve"> (809 out of 1310 bytecode instructions covered)</w:t>
+      </w:r>
+    </w:p>
+    <w:p>
+      <w:pPr>
+        <w:spacing w:after="120" w:before="120" w:line="360"/>
+        <w:jc w:val="both"/>
+      </w:pPr>
+      <w:r>
+        <w:rPr>
+          <w:rFonts w:ascii="Calibri" w:cs="Calibri" w:eastAsia="Calibri" w:hAnsi="Calibri"/>
+          <w:b/>
+          <w:bCs/>
+          <w:sz w:val="22"/>
+          <w:szCs w:val="22"/>
+        </w:rPr>
+        <w:t xml:space="preserve">Coverage Gap Analysis &amp; Mitigation Plan:</w:t>
+      </w:r>
+    </w:p>
+    <w:p>
+      <w:pPr>
+        <w:spacing w:after="120" w:before="120" w:line="360"/>
+        <w:jc w:val="both"/>
+      </w:pPr>
+      <w:r>
+        <w:rPr>
+          <w:rFonts w:ascii="Calibri" w:cs="Calibri" w:eastAsia="Calibri" w:hAnsi="Calibri"/>
+          <w:sz w:val="22"/>
+          <w:szCs w:val="22"/>
+        </w:rPr>
+        <w:t xml:space="preserve">While line coverage is solid (&gt;60%), branch coverage remains relatively low (37.93%). This is primarily due to several untested paths:</w:t>
+      </w:r>
+    </w:p>
+    <w:p>
+      <w:pPr>
+        <w:spacing w:after="120" w:before="120" w:line="360"/>
+        <w:jc w:val="both"/>
+      </w:pPr>
+      <w:r>
+        <w:rPr>
+          <w:rFonts w:ascii="Calibri" w:cs="Calibri" w:eastAsia="Calibri" w:hAnsi="Calibri"/>
+          <w:sz w:val="22"/>
+          <w:szCs w:val="22"/>
+        </w:rPr>
+        <w:t xml:space="preserve">1. </w:t>
+      </w:r>
+      <w:r>
+        <w:rPr>
+          <w:rFonts w:ascii="Calibri" w:cs="Calibri" w:eastAsia="Calibri" w:hAnsi="Calibri"/>
+          <w:b/>
+          <w:bCs/>
+          <w:sz w:val="22"/>
+          <w:szCs w:val="22"/>
+        </w:rPr>
+        <w:t xml:space="preserve">Unexecuted Exception Branches:</w:t>
+      </w:r>
+      <w:r>
+        <w:rPr>
+          <w:rFonts w:ascii="Calibri" w:cs="Calibri" w:eastAsia="Calibri" w:hAnsi="Calibri"/>
+          <w:sz w:val="22"/>
+          <w:szCs w:val="22"/>
+        </w:rPr>
+        <w:t xml:space="preserve"> Standard database exceptions, JNDI lookup failures, and asynchronous timeouts (e.g., </w:t>
+      </w:r>
+      <w:r>
+        <w:rPr>
+          <w:rFonts w:ascii="Consolas" w:cs="Consolas" w:eastAsia="Consolas" w:hAnsi="Consolas"/>
+          <w:color w:val="A52A2A"/>
+          <w:sz w:val="20"/>
+          <w:szCs w:val="20"/>
+        </w:rPr>
+        <w:t xml:space="preserve">TimeoutException</w:t>
+      </w:r>
+      <w:r>
+        <w:rPr>
+          <w:rFonts w:ascii="Calibri" w:cs="Calibri" w:eastAsia="Calibri" w:hAnsi="Calibri"/>
+          <w:sz w:val="22"/>
+          <w:szCs w:val="22"/>
+        </w:rPr>
+        <w:t xml:space="preserve"> in </w:t>
+      </w:r>
+      <w:r>
+        <w:rPr>
+          <w:rFonts w:ascii="Consolas" w:cs="Consolas" w:eastAsia="Consolas" w:hAnsi="Consolas"/>
+          <w:color w:val="A52A2A"/>
+          <w:sz w:val="20"/>
+          <w:szCs w:val="20"/>
+        </w:rPr>
+        <w:t xml:space="preserve">OrderServiceBean</w:t>
+      </w:r>
+      <w:r>
+        <w:rPr>
+          <w:rFonts w:ascii="Calibri" w:cs="Calibri" w:eastAsia="Calibri" w:hAnsi="Calibri"/>
+          <w:sz w:val="22"/>
+          <w:szCs w:val="22"/>
+        </w:rPr>
+        <w:t xml:space="preserve">) are not hit during normal execution.</w:t>
+      </w:r>
+    </w:p>
+    <w:p>
+      <w:pPr>
+        <w:spacing w:after="120" w:before="120" w:line="360"/>
+        <w:jc w:val="both"/>
+      </w:pPr>
+      <w:r>
+        <w:rPr>
+          <w:rFonts w:ascii="Calibri" w:cs="Calibri" w:eastAsia="Calibri" w:hAnsi="Calibri"/>
+          <w:sz w:val="22"/>
+          <w:szCs w:val="22"/>
+        </w:rPr>
+        <w:t xml:space="preserve">2. </w:t>
+      </w:r>
+      <w:r>
+        <w:rPr>
+          <w:rFonts w:ascii="Calibri" w:cs="Calibri" w:eastAsia="Calibri" w:hAnsi="Calibri"/>
+          <w:b/>
+          <w:bCs/>
+          <w:sz w:val="22"/>
+          <w:szCs w:val="22"/>
+        </w:rPr>
+        <w:t xml:space="preserve">Untested Stateful/Config Beans:</w:t>
+      </w:r>
+      <w:r>
+        <w:rPr>
+          <w:rFonts w:ascii="Calibri" w:cs="Calibri" w:eastAsia="Calibri" w:hAnsi="Calibri"/>
+          <w:sz w:val="22"/>
+          <w:szCs w:val="22"/>
+        </w:rPr>
+        <w:t xml:space="preserve"> Lifecycle configurations (like </w:t>
+      </w:r>
+      <w:r>
+        <w:rPr>
+          <w:rFonts w:ascii="Consolas" w:cs="Consolas" w:eastAsia="Consolas" w:hAnsi="Consolas"/>
+          <w:color w:val="A52A2A"/>
+          <w:sz w:val="20"/>
+          <w:szCs w:val="20"/>
+        </w:rPr>
+        <w:t xml:space="preserve">JmsResourcesConfig</w:t>
+      </w:r>
+      <w:r>
+        <w:rPr>
+          <w:rFonts w:ascii="Calibri" w:cs="Calibri" w:eastAsia="Calibri" w:hAnsi="Calibri"/>
+          <w:sz w:val="22"/>
+          <w:szCs w:val="22"/>
+        </w:rPr>
+        <w:t xml:space="preserve"> and </w:t>
+      </w:r>
+      <w:r>
+        <w:rPr>
+          <w:rFonts w:ascii="Consolas" w:cs="Consolas" w:eastAsia="Consolas" w:hAnsi="Consolas"/>
+          <w:color w:val="A52A2A"/>
+          <w:sz w:val="20"/>
+          <w:szCs w:val="20"/>
+        </w:rPr>
+        <w:t xml:space="preserve">DatabaseConfig</w:t>
+      </w:r>
+      <w:r>
+        <w:rPr>
+          <w:rFonts w:ascii="Calibri" w:cs="Calibri" w:eastAsia="Calibri" w:hAnsi="Calibri"/>
+          <w:sz w:val="22"/>
+          <w:szCs w:val="22"/>
+        </w:rPr>
+        <w:t xml:space="preserve">) and utility state initializations (like </w:t>
+      </w:r>
+      <w:r>
+        <w:rPr>
+          <w:rFonts w:ascii="Consolas" w:cs="Consolas" w:eastAsia="Consolas" w:hAnsi="Consolas"/>
+          <w:color w:val="A52A2A"/>
+          <w:sz w:val="20"/>
+          <w:szCs w:val="20"/>
+        </w:rPr>
+        <w:t xml:space="preserve">DatabaseSeederBean</w:t>
+      </w:r>
+      <w:r>
+        <w:rPr>
+          <w:rFonts w:ascii="Calibri" w:cs="Calibri" w:eastAsia="Calibri" w:hAnsi="Calibri"/>
+          <w:sz w:val="22"/>
+          <w:szCs w:val="22"/>
+        </w:rPr>
+        <w:t xml:space="preserve"> and </w:t>
+      </w:r>
+      <w:r>
+        <w:rPr>
+          <w:rFonts w:ascii="Consolas" w:cs="Consolas" w:eastAsia="Consolas" w:hAnsi="Consolas"/>
+          <w:color w:val="A52A2A"/>
+          <w:sz w:val="20"/>
+          <w:szCs w:val="20"/>
+        </w:rPr>
+        <w:t xml:space="preserve">AuditServiceBean</w:t>
+      </w:r>
+      <w:r>
+        <w:rPr>
+          <w:rFonts w:ascii="Calibri" w:cs="Calibri" w:eastAsia="Calibri" w:hAnsi="Calibri"/>
+          <w:sz w:val="22"/>
+          <w:szCs w:val="22"/>
+        </w:rPr>
+        <w:t xml:space="preserve">) are skipped in the unit/integration tests as they rely on a live container-managed database connection pool.</w:t>
+      </w:r>
+    </w:p>
+    <w:p>
+      <w:pPr>
+        <w:spacing w:after="120" w:before="120" w:line="360"/>
+        <w:jc w:val="both"/>
+      </w:pPr>
+      <w:r>
+        <w:rPr>
+          <w:rFonts w:ascii="Calibri" w:cs="Calibri" w:eastAsia="Calibri" w:hAnsi="Calibri"/>
+          <w:sz w:val="22"/>
+          <w:szCs w:val="22"/>
+        </w:rPr>
+        <w:t xml:space="preserve">3. </w:t>
+      </w:r>
+      <w:r>
+        <w:rPr>
+          <w:rFonts w:ascii="Calibri" w:cs="Calibri" w:eastAsia="Calibri" w:hAnsi="Calibri"/>
+          <w:b/>
+          <w:bCs/>
+          <w:sz w:val="22"/>
+          <w:szCs w:val="22"/>
+        </w:rPr>
+        <w:t xml:space="preserve">Interceptor Coverage:</w:t>
+      </w:r>
+      <w:r>
+        <w:rPr>
+          <w:rFonts w:ascii="Calibri" w:cs="Calibri" w:eastAsia="Calibri" w:hAnsi="Calibri"/>
+          <w:sz w:val="22"/>
+          <w:szCs w:val="22"/>
+        </w:rPr>
+        <w:t xml:space="preserve"> </w:t>
+      </w:r>
+      <w:r>
+        <w:rPr>
+          <w:rFonts w:ascii="Consolas" w:cs="Consolas" w:eastAsia="Consolas" w:hAnsi="Consolas"/>
+          <w:color w:val="A52A2A"/>
+          <w:sz w:val="20"/>
+          <w:szCs w:val="20"/>
+        </w:rPr>
+        <w:t xml:space="preserve">PerformanceInterceptor</w:t>
+      </w:r>
+      <w:r>
+        <w:rPr>
+          <w:rFonts w:ascii="Calibri" w:cs="Calibri" w:eastAsia="Calibri" w:hAnsi="Calibri"/>
+          <w:sz w:val="22"/>
+          <w:szCs w:val="22"/>
+        </w:rPr>
+        <w:t xml:space="preserve"> contains exception handling logic that is not triggered by standard success flows.</w:t>
+      </w:r>
+    </w:p>
+    <w:p>
+      <w:pPr>
+        <w:spacing w:after="120" w:before="120" w:line="360"/>
+        <w:jc w:val="both"/>
+      </w:pPr>
+      <w:r>
+        <w:rPr>
+          <w:rFonts w:ascii="Calibri" w:cs="Calibri" w:eastAsia="Calibri" w:hAnsi="Calibri"/>
+          <w:sz w:val="22"/>
+          <w:szCs w:val="22"/>
+        </w:rPr>
+        <w:t xml:space="preserve">To close these coverage gaps in future iterations, we would need to implement additional integration tests utilizing:</w:t>
+      </w:r>
+    </w:p>
+    <w:p>
+      <w:pPr>
+        <w:pStyle w:val="ListParagraph"/>
+        <w:numPr>
+          <w:ilvl w:val="0"/>
+          <w:numId w:val="1"/>
+        </w:numPr>
+        <w:spacing w:after="60" w:before="60"/>
+        <w:jc w:val="both"/>
+      </w:pPr>
+      <w:r>
+        <w:rPr>
+          <w:rFonts w:ascii="Calibri" w:cs="Calibri" w:eastAsia="Calibri" w:hAnsi="Calibri"/>
+          <w:sz w:val="22"/>
+          <w:szCs w:val="22"/>
+        </w:rPr>
+        <w:t xml:space="preserve">Dedicated JPA error simulators that explicitly throw </w:t>
+      </w:r>
+      <w:r>
+        <w:rPr>
+          <w:rFonts w:ascii="Consolas" w:cs="Consolas" w:eastAsia="Consolas" w:hAnsi="Consolas"/>
+          <w:color w:val="A52A2A"/>
+          <w:sz w:val="20"/>
+          <w:szCs w:val="20"/>
+        </w:rPr>
+        <w:t xml:space="preserve">PersistenceException</w:t>
+      </w:r>
+      <w:r>
+        <w:rPr>
+          <w:rFonts w:ascii="Calibri" w:cs="Calibri" w:eastAsia="Calibri" w:hAnsi="Calibri"/>
+          <w:sz w:val="22"/>
+          <w:szCs w:val="22"/>
+        </w:rPr>
+        <w:t xml:space="preserve"> or </w:t>
+      </w:r>
+      <w:r>
+        <w:rPr>
+          <w:rFonts w:ascii="Consolas" w:cs="Consolas" w:eastAsia="Consolas" w:hAnsi="Consolas"/>
+          <w:color w:val="A52A2A"/>
+          <w:sz w:val="20"/>
+          <w:szCs w:val="20"/>
+        </w:rPr>
+        <w:t xml:space="preserve">OptimisticLockException</w:t>
+      </w:r>
+      <w:r>
+        <w:rPr>
+          <w:rFonts w:ascii="Calibri" w:cs="Calibri" w:eastAsia="Calibri" w:hAnsi="Calibri"/>
+          <w:sz w:val="22"/>
+          <w:szCs w:val="22"/>
+        </w:rPr>
+        <w:t xml:space="preserve"> to verify rollback handling blocks.</w:t>
+      </w:r>
+    </w:p>
+    <w:p>
+      <w:pPr>
+        <w:pStyle w:val="ListParagraph"/>
+        <w:numPr>
+          <w:ilvl w:val="0"/>
+          <w:numId w:val="1"/>
+        </w:numPr>
+        <w:spacing w:after="60" w:before="60"/>
+        <w:jc w:val="both"/>
+      </w:pPr>
+      <w:r>
+        <w:rPr>
+          <w:rFonts w:ascii="Calibri" w:cs="Calibri" w:eastAsia="Calibri" w:hAnsi="Calibri"/>
+          <w:sz w:val="22"/>
+          <w:szCs w:val="22"/>
+        </w:rPr>
+        <w:t xml:space="preserve">Container-level lifecycle Arquillian assertions executing with the complete container datasource definition to cover seeder and database configs.</w:t>
+      </w:r>
+    </w:p>
+    <w:p>
+      <w:pPr>
+        <w:pStyle w:val="ListParagraph"/>
+        <w:numPr>
+          <w:ilvl w:val="0"/>
+          <w:numId w:val="1"/>
+        </w:numPr>
+        <w:spacing w:after="60" w:before="60"/>
+        <w:jc w:val="both"/>
+      </w:pPr>
+      <w:r>
+        <w:rPr>
+          <w:rFonts w:ascii="Calibri" w:cs="Calibri" w:eastAsia="Calibri" w:hAnsi="Calibri"/>
+          <w:sz w:val="22"/>
+          <w:szCs w:val="22"/>
+        </w:rPr>
+        <w:t xml:space="preserve">Mock JMS destination failures to trigger JMS-specific error handling paths.</w:t>
+      </w:r>
+    </w:p>
+    <w:p>
+      <w:pPr>
         <w:pStyle w:val="Heading2"/>
         <w:spacing w:after="120" w:before="240"/>
       </w:pPr>
